--- a/docs/raport/raport-baza-mikroserwis-v1.3.docx
+++ b/docs/raport/raport-baza-mikroserwis-v1.3.docx
@@ -2339,7 +2339,7 @@
                 <w:sz w:val="19"/>
                 <w:szCs w:val="19"/>
               </w:rPr>
-              <w:t xml:space="preserve">Nagłówek klucza API nie jest weryfikowany, a limitowanie zapytań da się obejść, wysyłając za każdym razem inną wartość nagłówka. Do czasu naprawy serwis nie powinien opuszczać sieci wewnętrznej</w:t>
+              <w:t xml:space="preserve">Serwis nie weryfikuje tożsamości klienta, więc nie da się rozdzielić limitów ani rozliczeń per klient. Do czasu naprawy nie powinien opuszczać sieci wewnętrznej. Możliwość obejścia limitowania zamknięto 8.08.2026 — patrz 5.5</w:t>
             </w:r>
           </w:p>
         </w:tc>
@@ -2364,7 +2364,7 @@
                 <w:sz w:val="19"/>
                 <w:szCs w:val="19"/>
               </w:rPr>
-              <w:t xml:space="preserve">9–11 dni; doraźne zamknięcie luki 0,25 dnia</w:t>
+              <w:t xml:space="preserve">9–11 dni</w:t>
             </w:r>
           </w:p>
         </w:tc>
@@ -2624,7 +2624,7 @@
           <w:sz w:val="21"/>
           <w:szCs w:val="21"/>
         </w:rPr>
-        <w:t xml:space="preserve">Trzy z czterech braków są niezależne i można je prowadzić równolegle. Doraźne zamknięcie luki w limitowaniu zapytań kosztuje ćwierć dnia i warto je wykonać niezależnie od decyzji o pozostałych etapach — szczegóły w rozdziale 5.5.</w:t>
+        <w:t xml:space="preserve">Cztery braki są od siebie niezależne i można je prowadzić równolegle. Żaden nie wymaga rozstrzygnięcia pozostałych, więc harmonogram zależy wyłącznie od dostępności ludzi i od decyzji Zamawiającego z rozdziału 11.</w:t>
       </w:r>
     </w:p>
     <w:p>
@@ -6777,7 +6777,7 @@
           <w:left w:val="single" w:color="D5DBE0" w:sz="4"/>
           <w:right w:val="single" w:color="D5DBE0" w:sz="4"/>
         </w:pBdr>
-        <w:shd w:fill="FBEAEA" w:color="auto" w:val="clear"/>
+        <w:shd w:fill="EDF5EE" w:color="auto" w:val="clear"/>
         <w:spacing w:after="0" w:before="160" w:line="276"/>
         <w:ind w:left="120" w:right="120"/>
       </w:pPr>
@@ -6788,7 +6788,94 @@
           <w:sz w:val="21"/>
           <w:szCs w:val="21"/>
         </w:rPr>
-        <w:t xml:space="preserve">Serwis nie uwierzytelnia klientów</w:t>
+        <w:t xml:space="preserve">Zamknięte 8.08.2026: możliwość obejścia limitowania zapytań</w:t>
+      </w:r>
+    </w:p>
+    <w:p>
+      <w:pPr>
+        <w:pBdr>
+          <w:top w:val="single" w:color="D5DBE0" w:sz="0"/>
+          <w:bottom w:val="single" w:color="D5DBE0" w:sz="0"/>
+          <w:left w:val="single" w:color="D5DBE0" w:sz="4"/>
+          <w:right w:val="single" w:color="D5DBE0" w:sz="4"/>
+        </w:pBdr>
+        <w:shd w:fill="EDF5EE" w:color="auto" w:val="clear"/>
+        <w:spacing w:after="60" w:line="276"/>
+        <w:ind w:left="120" w:right="120"/>
+      </w:pPr>
+      <w:r>
+        <w:rPr>
+          <w:sz w:val="20"/>
+          <w:szCs w:val="20"/>
+        </w:rPr>
+        <w:t xml:space="preserve">Do 8 sierpnia 2026 kluczem limitowania był nagłówek klucza API, z odwrotem na adres sieciowy klienta. Nagłówka nikt nie weryfikował, więc klient wysyłający przy każdym żądaniu losową wartość otrzymywał świeży licznik i całkowicie omijał limitowanie. Nie był to brak funkcji, lecz działający mechanizm obejścia.</w:t>
+      </w:r>
+    </w:p>
+    <w:p>
+      <w:pPr>
+        <w:pBdr>
+          <w:top w:val="single" w:color="D5DBE0" w:sz="0"/>
+          <w:bottom w:val="single" w:color="D5DBE0" w:sz="0"/>
+          <w:left w:val="single" w:color="D5DBE0" w:sz="4"/>
+          <w:right w:val="single" w:color="D5DBE0" w:sz="4"/>
+        </w:pBdr>
+        <w:shd w:fill="EDF5EE" w:color="auto" w:val="clear"/>
+        <w:spacing w:after="60" w:line="276"/>
+        <w:ind w:left="120" w:right="120"/>
+      </w:pPr>
+      <w:r>
+        <w:rPr>
+          <w:sz w:val="20"/>
+          <w:szCs w:val="20"/>
+        </w:rPr>
+        <w:t xml:space="preserve">Limitowanie idzie teraz wyłącznie po adresie klienta. Zaufanie do nagłówków warstwy wejściowej jest domyślnie wyłączone i wymaga jawnej konfiguracji — inaczej klient mógłby podać własny adres, czyli własny klucz limitowania, i luka wróciłaby innymi drzwiami. Zachowanie zabezpiecza test regresji.</w:t>
+      </w:r>
+    </w:p>
+    <w:p>
+      <w:pPr>
+        <w:pBdr>
+          <w:top w:val="single" w:color="D5DBE0" w:sz="0"/>
+          <w:bottom w:val="single" w:color="D5DBE0" w:sz="4"/>
+          <w:left w:val="single" w:color="D5DBE0" w:sz="4"/>
+          <w:right w:val="single" w:color="D5DBE0" w:sz="4"/>
+        </w:pBdr>
+        <w:shd w:fill="EDF5EE" w:color="auto" w:val="clear"/>
+        <w:spacing w:after="0" w:line="276"/>
+        <w:ind w:left="120" w:right="120"/>
+      </w:pPr>
+      <w:r>
+        <w:rPr>
+          <w:sz w:val="20"/>
+          <w:szCs w:val="20"/>
+        </w:rPr>
+        <w:t xml:space="preserve">Uwaga wdrożeniowa: przy pracy za warstwą wejściową trzeba tę konfigurację ustawić, bo bez niej cały ruch trafia do jednego kubełka i limit obejmuje całą instalację zamiast pojedynczego klienta.</w:t>
+      </w:r>
+    </w:p>
+    <w:p>
+      <w:pPr>
+        <w:spacing w:after="180"/>
+      </w:pPr>
+    </w:p>
+    <w:p>
+      <w:pPr>
+        <w:pBdr>
+          <w:top w:val="single" w:color="D5DBE0" w:sz="4"/>
+          <w:bottom w:val="single" w:color="D5DBE0" w:sz="0"/>
+          <w:left w:val="single" w:color="D5DBE0" w:sz="4"/>
+          <w:right w:val="single" w:color="D5DBE0" w:sz="4"/>
+        </w:pBdr>
+        <w:shd w:fill="FBEAEA" w:color="auto" w:val="clear"/>
+        <w:spacing w:after="0" w:before="160" w:line="276"/>
+        <w:ind w:left="120" w:right="120"/>
+      </w:pPr>
+      <w:r>
+        <w:rPr>
+          <w:b/>
+          <w:bCs/>
+          <w:sz w:val="21"/>
+          <w:szCs w:val="21"/>
+        </w:rPr>
+        <w:t xml:space="preserve">Pozostaje otwarte: serwis nie uwierzytelnia klientów</w:t>
       </w:r>
     </w:p>
     <w:p>
@@ -6808,7 +6895,7 @@
           <w:sz w:val="20"/>
           <w:szCs w:val="20"/>
         </w:rPr>
-        <w:t xml:space="preserve">W mikroserwisie nie ma mechanizmu weryfikacji tożsamości klienta. Nagłówek klucza API jest odczytywany wyłącznie po to, by rozdzielić kubełki limitowania zapytań — jego wartość nie jest z niczym porównywana.</w:t>
+        <w:t xml:space="preserve">W mikroserwisie nadal nie ma mechanizmu weryfikacji tożsamości klienta. Nagłówek klucza API nie jest z niczym porównywany i nie pełni już żadnej funkcji.</w:t>
       </w:r>
     </w:p>
     <w:p>
@@ -6828,7 +6915,7 @@
           <w:sz w:val="20"/>
           <w:szCs w:val="20"/>
         </w:rPr>
-        <w:t xml:space="preserve">Ma to bezpośrednią konsekwencję: klient wysyłający przy każdym żądaniu losową wartość tego nagłówka otrzymuje za każdym razem świeży licznik i całkowicie omija limitowanie. To nie jest brak funkcji, lecz działający mechanizm obejścia zabezpieczenia.</w:t>
+        <w:t xml:space="preserve">Konsekwencja jest produktowa, nie tylko techniczna: bez zweryfikowanej tożsamości nie da się nadać klientom różnych limitów, rozliczyć ruchu ani odciąć pojedynczego odbiorcy. Wszyscy dzielą jeden limit liczony po adresie sieciowym.</w:t>
       </w:r>
     </w:p>
     <w:p>
@@ -6848,7 +6935,7 @@
           <w:sz w:val="20"/>
           <w:szCs w:val="20"/>
         </w:rPr>
-        <w:t xml:space="preserve">Dodatkowo limiter przechowuje liczniki w pamięci pojedynczej instancji, więc przy kilku replikach efektywny limit mnoży się przez ich liczbę, a polityka pochodzenia zapytań (CORS) domyślnie dopuszcza dowolne źródło.</w:t>
+        <w:t xml:space="preserve">Dodatkowo liczniki limitera żyją w pamięci pojedynczej instancji, więc przy kilku replikach efektywny limit mnoży się przez ich liczbę, a polityka pochodzenia zapytań (CORS) domyślnie dopuszcza dowolne źródło.</w:t>
       </w:r>
     </w:p>
     <w:p>
@@ -6868,7 +6955,7 @@
           <w:sz w:val="20"/>
           <w:szCs w:val="20"/>
         </w:rPr>
-        <w:t xml:space="preserve">Wniosek: do czasu wdrożenia kluczy API z licencjami serwis nie powinien być wystawiany poza sieć wewnętrzną Zamawiającego.</w:t>
+        <w:t xml:space="preserve">Wniosek pozostaje w mocy: do czasu wdrożenia kluczy API z licencjami serwis nie powinien być wystawiany poza sieć wewnętrzną Zamawiającego.</w:t>
       </w:r>
     </w:p>
     <w:p>
@@ -6887,14 +6974,14 @@
           <w:sz w:val="21"/>
           <w:szCs w:val="21"/>
         </w:rPr>
-        <w:t xml:space="preserve">Zamknięcie doraźne — 0,25 dnia. </w:t>
+        <w:t xml:space="preserve">Pełne rozwiązanie — 9–11 dni. </w:t>
       </w:r>
       <w:r>
         <w:rPr>
           <w:sz w:val="21"/>
           <w:szCs w:val="21"/>
         </w:rPr>
-        <w:t xml:space="preserve">Przestawienie limitowania na adres sieciowy klienta, wraz z poprawną obsługą adresu przekazywanego przez warstwę wejściową, zamyka samą lukę obejścia. Nie zastępuje uwierzytelniania, ale usuwa stan, w którym zabezpieczenie tylko pozornie działa. Pełne rozwiązanie — klucze API z terminem ważności, limitami i licencjami — opisano w rozdziale 10 jako etap komercjalizacji.</w:t>
+        <w:t xml:space="preserve">Klucze API z terminem ważności, limitami i licencjami, wraz z limitowaniem współdzielonym między instancjami, opisano w rozdziale 10 jako etap komercjalizacji. Dopiero wtedy kluczem limitowania może ponownie stać się tożsamość klienta — wyłącznie taka, która została wcześniej zweryfikowana.</w:t>
       </w:r>
     </w:p>
     <w:p>
@@ -16925,7 +17012,7 @@
           <w:sz w:val="20"/>
           <w:szCs w:val="20"/>
         </w:rPr>
-        <w:t xml:space="preserve">Etap 8 w całości dotyczy komercjalizacji. Jeśli nie jest ona celem pierwszego wdrożenia, można go odłożyć — z jednym wyjątkiem: doraźne zamknięcie luki w limitowaniu zapytań (0,25 dnia) należy wykonać niezależnie, bo dziś zabezpieczenie tylko pozornie działa.</w:t>
+        <w:t xml:space="preserve">Etap 8 w całości dotyczy komercjalizacji. Jeśli nie jest ona celem pierwszego wdrożenia, można go odłożyć — jedyna pozycja pilna niezależnie od tej decyzji, zamknięcie luki w limitowaniu zapytań, została wykonana 8.08.2026 (rozdz. 5.5).</w:t>
       </w:r>
     </w:p>
     <w:p>
@@ -17943,7 +18030,7 @@
                 <w:sz w:val="19"/>
                 <w:szCs w:val="19"/>
               </w:rPr>
-              <w:t xml:space="preserve">Doraźne zamknięcie luki w limitowaniu zapytań</w:t>
+              <w:t xml:space="preserve">Zamknięcie luki w limitowaniu zapytań</w:t>
             </w:r>
           </w:p>
         </w:tc>
@@ -17969,7 +18056,7 @@
                 <w:sz w:val="19"/>
                 <w:szCs w:val="19"/>
               </w:rPr>
-              <w:t xml:space="preserve">Wykonać niezależnie od reszty planu</w:t>
+              <w:t xml:space="preserve">WYKONANE 8.08.2026</w:t>
             </w:r>
           </w:p>
         </w:tc>
@@ -17995,7 +18082,7 @@
                 <w:sz w:val="19"/>
                 <w:szCs w:val="19"/>
               </w:rPr>
-              <w:t xml:space="preserve">Przed jakimkolwiek wystawieniem serwisu</w:t>
+              <w:t xml:space="preserve">Zamknięte</w:t>
             </w:r>
           </w:p>
         </w:tc>
@@ -18021,7 +18108,7 @@
                 <w:sz w:val="19"/>
                 <w:szCs w:val="19"/>
               </w:rPr>
-              <w:t xml:space="preserve">Limitowanie pozostaje możliwe do obejścia — usługa bez ochrony przed nadużyciem</w:t>
+              <w:t xml:space="preserve">Limitowanie dało się obejść losowaniem nagłówka — usługa bez ochrony przed nadużyciem</w:t>
             </w:r>
           </w:p>
         </w:tc>
